--- a/Results/12_robustness.docx
+++ b/Results/12_robustness.docx
@@ -40,7 +40,7 @@
           <w:b w:val="0"/>
           <w:i w:val="0"/>
         </w:rPr>
-        <w:t>Every headline test re-estimated on sentiment series built from raw FinBERT tone (no sign rules). If the directional layer adds information, transmission evidence should weaken under raw tone.</w:t>
+        <w:t>Every headline test re-estimated on sentiment series built from raw FinBERT tone (no sign rules), under the same v2.1 econometrics (Toda-Yamamoto causality; I(1) series differenced — integration orders re-detected for the raw series). If the directional layer adds information, transmission evidence should weaken under raw tone.</w:t>
       </w:r>
     </w:p>
     <w:tbl>
@@ -116,7 +116,7 @@
               <w:rPr>
                 <w:sz w:val="16"/>
               </w:rPr>
-              <w:t>market: S_All -&gt; r_Market min p</w:t>
+              <w:t>market: S_All -&gt; r_Market TY min p</w:t>
             </w:r>
           </w:p>
         </w:tc>
@@ -130,7 +130,7 @@
               <w:rPr>
                 <w:sz w:val="16"/>
               </w:rPr>
-              <w:t>0.0686</w:t>
+              <w:t>0.0738</w:t>
             </w:r>
           </w:p>
         </w:tc>
@@ -144,7 +144,7 @@
               <w:rPr>
                 <w:sz w:val="16"/>
               </w:rPr>
-              <w:t>0.4724</w:t>
+              <w:t>0.2343</w:t>
             </w:r>
           </w:p>
         </w:tc>
@@ -160,7 +160,7 @@
               <w:rPr>
                 <w:sz w:val="16"/>
               </w:rPr>
-              <w:t>sector-channel pairs Granger-significant (fwd, 5%)</w:t>
+              <w:t>sector-channel pairs TY-significant (fwd, 5%)</w:t>
             </w:r>
           </w:p>
         </w:tc>
@@ -174,7 +174,7 @@
               <w:rPr>
                 <w:sz w:val="16"/>
               </w:rPr>
-              <w:t>13</w:t>
+              <w:t>8</w:t>
             </w:r>
           </w:p>
         </w:tc>
@@ -188,7 +188,7 @@
               <w:rPr>
                 <w:sz w:val="16"/>
               </w:rPr>
-              <w:t>6</w:t>
+              <w:t>5</w:t>
             </w:r>
           </w:p>
         </w:tc>
@@ -218,7 +218,7 @@
               <w:rPr>
                 <w:sz w:val="16"/>
               </w:rPr>
-              <w:t>57</w:t>
+              <w:t>33</w:t>
             </w:r>
           </w:p>
         </w:tc>
@@ -232,7 +232,7 @@
               <w:rPr>
                 <w:sz w:val="16"/>
               </w:rPr>
-              <w:t>48</w:t>
+              <w:t>35</w:t>
             </w:r>
           </w:p>
         </w:tc>
@@ -262,7 +262,7 @@
               <w:rPr>
                 <w:sz w:val="16"/>
               </w:rPr>
-              <w:t>10</w:t>
+              <w:t>4</w:t>
             </w:r>
           </w:p>
         </w:tc>
@@ -308,19 +308,20 @@
         <w:tblLook w:firstColumn="1" w:firstRow="1" w:lastColumn="0" w:lastRow="0" w:noHBand="0" w:noVBand="1" w:val="04A0"/>
       </w:tblPr>
       <w:tblGrid>
-        <w:gridCol w:w="1206"/>
-        <w:gridCol w:w="1206"/>
-        <w:gridCol w:w="1206"/>
-        <w:gridCol w:w="1206"/>
-        <w:gridCol w:w="1206"/>
-        <w:gridCol w:w="1206"/>
-        <w:gridCol w:w="1206"/>
-        <w:gridCol w:w="1206"/>
+        <w:gridCol w:w="1072"/>
+        <w:gridCol w:w="1072"/>
+        <w:gridCol w:w="1072"/>
+        <w:gridCol w:w="1072"/>
+        <w:gridCol w:w="1072"/>
+        <w:gridCol w:w="1072"/>
+        <w:gridCol w:w="1072"/>
+        <w:gridCol w:w="1072"/>
+        <w:gridCol w:w="1072"/>
       </w:tblGrid>
       <w:tr>
         <w:tc>
           <w:tcPr>
-            <w:tcW w:type="dxa" w:w="1206"/>
+            <w:tcW w:type="dxa" w:w="1072"/>
             <w:shd w:val="clear" w:fill="D5E8F0"/>
           </w:tcPr>
           <w:p>
@@ -336,7 +337,7 @@
         </w:tc>
         <w:tc>
           <w:tcPr>
-            <w:tcW w:type="dxa" w:w="1206"/>
+            <w:tcW w:type="dxa" w:w="1072"/>
             <w:shd w:val="clear" w:fill="D5E8F0"/>
           </w:tcPr>
           <w:p>
@@ -352,7 +353,23 @@
         </w:tc>
         <w:tc>
           <w:tcPr>
-            <w:tcW w:type="dxa" w:w="1206"/>
+            <w:tcW w:type="dxa" w:w="1072"/>
+            <w:shd w:val="clear" w:fill="D5E8F0"/>
+          </w:tcPr>
+          <w:p>
+            <w:r/>
+            <w:r>
+              <w:rPr>
+                <w:b/>
+                <w:sz w:val="16"/>
+              </w:rPr>
+              <w:t>dmax</w:t>
+            </w:r>
+          </w:p>
+        </w:tc>
+        <w:tc>
+          <w:tcPr>
+            <w:tcW w:type="dxa" w:w="1072"/>
             <w:shd w:val="clear" w:fill="D5E8F0"/>
           </w:tcPr>
           <w:p>
@@ -368,7 +385,7 @@
         </w:tc>
         <w:tc>
           <w:tcPr>
-            <w:tcW w:type="dxa" w:w="1206"/>
+            <w:tcW w:type="dxa" w:w="1072"/>
             <w:shd w:val="clear" w:fill="D5E8F0"/>
           </w:tcPr>
           <w:p>
@@ -384,7 +401,7 @@
         </w:tc>
         <w:tc>
           <w:tcPr>
-            <w:tcW w:type="dxa" w:w="1206"/>
+            <w:tcW w:type="dxa" w:w="1072"/>
             <w:shd w:val="clear" w:fill="D5E8F0"/>
           </w:tcPr>
           <w:p>
@@ -400,7 +417,7 @@
         </w:tc>
         <w:tc>
           <w:tcPr>
-            <w:tcW w:type="dxa" w:w="1206"/>
+            <w:tcW w:type="dxa" w:w="1072"/>
             <w:shd w:val="clear" w:fill="D5E8F0"/>
           </w:tcPr>
           <w:p>
@@ -416,7 +433,7 @@
         </w:tc>
         <w:tc>
           <w:tcPr>
-            <w:tcW w:type="dxa" w:w="1206"/>
+            <w:tcW w:type="dxa" w:w="1072"/>
             <w:shd w:val="clear" w:fill="D5E8F0"/>
           </w:tcPr>
           <w:p>
@@ -432,7 +449,7 @@
         </w:tc>
         <w:tc>
           <w:tcPr>
-            <w:tcW w:type="dxa" w:w="1206"/>
+            <w:tcW w:type="dxa" w:w="1072"/>
             <w:shd w:val="clear" w:fill="D5E8F0"/>
           </w:tcPr>
           <w:p>
@@ -450,7 +467,7 @@
       <w:tr>
         <w:tc>
           <w:tcPr>
-            <w:tcW w:type="dxa" w:w="1206"/>
+            <w:tcW w:type="dxa" w:w="1072"/>
           </w:tcPr>
           <w:p>
             <w:r/>
@@ -464,7 +481,7 @@
         </w:tc>
         <w:tc>
           <w:tcPr>
-            <w:tcW w:type="dxa" w:w="1206"/>
+            <w:tcW w:type="dxa" w:w="1072"/>
           </w:tcPr>
           <w:p>
             <w:r/>
@@ -478,7 +495,7 @@
         </w:tc>
         <w:tc>
           <w:tcPr>
-            <w:tcW w:type="dxa" w:w="1206"/>
+            <w:tcW w:type="dxa" w:w="1072"/>
           </w:tcPr>
           <w:p>
             <w:r/>
@@ -486,13 +503,27 @@
               <w:rPr>
                 <w:sz w:val="16"/>
               </w:rPr>
-              <w:t>10</w:t>
+              <w:t>1</w:t>
             </w:r>
           </w:p>
         </w:tc>
         <w:tc>
           <w:tcPr>
-            <w:tcW w:type="dxa" w:w="1206"/>
+            <w:tcW w:type="dxa" w:w="1072"/>
+          </w:tcPr>
+          <w:p>
+            <w:r/>
+            <w:r>
+              <w:rPr>
+                <w:sz w:val="16"/>
+              </w:rPr>
+              <w:t>9</w:t>
+            </w:r>
+          </w:p>
+        </w:tc>
+        <w:tc>
+          <w:tcPr>
+            <w:tcW w:type="dxa" w:w="1072"/>
           </w:tcPr>
           <w:p>
             <w:r/>
@@ -506,7 +537,7 @@
         </w:tc>
         <w:tc>
           <w:tcPr>
-            <w:tcW w:type="dxa" w:w="1206"/>
+            <w:tcW w:type="dxa" w:w="1072"/>
           </w:tcPr>
           <w:p>
             <w:r/>
@@ -514,13 +545,13 @@
               <w:rPr>
                 <w:sz w:val="16"/>
               </w:rPr>
-              <w:t>0.0832</w:t>
+              <w:t>0.1262</w:t>
             </w:r>
           </w:p>
         </w:tc>
         <w:tc>
           <w:tcPr>
-            <w:tcW w:type="dxa" w:w="1206"/>
+            <w:tcW w:type="dxa" w:w="1072"/>
           </w:tcPr>
           <w:p>
             <w:r/>
@@ -533,7 +564,7 @@
         </w:tc>
         <w:tc>
           <w:tcPr>
-            <w:tcW w:type="dxa" w:w="1206"/>
+            <w:tcW w:type="dxa" w:w="1072"/>
           </w:tcPr>
           <w:p>
             <w:r/>
@@ -541,13 +572,13 @@
               <w:rPr>
                 <w:sz w:val="16"/>
               </w:rPr>
-              <w:t>0.1849</w:t>
+              <w:t>0.0989</w:t>
             </w:r>
           </w:p>
         </w:tc>
         <w:tc>
           <w:tcPr>
-            <w:tcW w:type="dxa" w:w="1206"/>
+            <w:tcW w:type="dxa" w:w="1072"/>
           </w:tcPr>
           <w:p>
             <w:r/>
@@ -562,7 +593,7 @@
       <w:tr>
         <w:tc>
           <w:tcPr>
-            <w:tcW w:type="dxa" w:w="1206"/>
+            <w:tcW w:type="dxa" w:w="1072"/>
           </w:tcPr>
           <w:p>
             <w:r/>
@@ -576,7 +607,7 @@
         </w:tc>
         <w:tc>
           <w:tcPr>
-            <w:tcW w:type="dxa" w:w="1206"/>
+            <w:tcW w:type="dxa" w:w="1072"/>
           </w:tcPr>
           <w:p>
             <w:r/>
@@ -590,7 +621,7 @@
         </w:tc>
         <w:tc>
           <w:tcPr>
-            <w:tcW w:type="dxa" w:w="1206"/>
+            <w:tcW w:type="dxa" w:w="1072"/>
           </w:tcPr>
           <w:p>
             <w:r/>
@@ -598,13 +629,27 @@
               <w:rPr>
                 <w:sz w:val="16"/>
               </w:rPr>
-              <w:t>10</w:t>
+              <w:t>0</w:t>
             </w:r>
           </w:p>
         </w:tc>
         <w:tc>
           <w:tcPr>
-            <w:tcW w:type="dxa" w:w="1206"/>
+            <w:tcW w:type="dxa" w:w="1072"/>
+          </w:tcPr>
+          <w:p>
+            <w:r/>
+            <w:r>
+              <w:rPr>
+                <w:sz w:val="16"/>
+              </w:rPr>
+              <w:t>9</w:t>
+            </w:r>
+          </w:p>
+        </w:tc>
+        <w:tc>
+          <w:tcPr>
+            <w:tcW w:type="dxa" w:w="1072"/>
           </w:tcPr>
           <w:p>
             <w:r/>
@@ -618,7 +663,7 @@
         </w:tc>
         <w:tc>
           <w:tcPr>
-            <w:tcW w:type="dxa" w:w="1206"/>
+            <w:tcW w:type="dxa" w:w="1072"/>
           </w:tcPr>
           <w:p>
             <w:r/>
@@ -626,13 +671,13 @@
               <w:rPr>
                 <w:sz w:val="16"/>
               </w:rPr>
-              <w:t>0.3658</w:t>
+              <w:t>0.3656</w:t>
             </w:r>
           </w:p>
         </w:tc>
         <w:tc>
           <w:tcPr>
-            <w:tcW w:type="dxa" w:w="1206"/>
+            <w:tcW w:type="dxa" w:w="1072"/>
           </w:tcPr>
           <w:p>
             <w:r/>
@@ -645,7 +690,7 @@
         </w:tc>
         <w:tc>
           <w:tcPr>
-            <w:tcW w:type="dxa" w:w="1206"/>
+            <w:tcW w:type="dxa" w:w="1072"/>
           </w:tcPr>
           <w:p>
             <w:r/>
@@ -653,13 +698,13 @@
               <w:rPr>
                 <w:sz w:val="16"/>
               </w:rPr>
-              <w:t>0.4373</w:t>
+              <w:t>0.4371</w:t>
             </w:r>
           </w:p>
         </w:tc>
         <w:tc>
           <w:tcPr>
-            <w:tcW w:type="dxa" w:w="1206"/>
+            <w:tcW w:type="dxa" w:w="1072"/>
           </w:tcPr>
           <w:p>
             <w:r/>
@@ -674,7 +719,7 @@
       <w:tr>
         <w:tc>
           <w:tcPr>
-            <w:tcW w:type="dxa" w:w="1206"/>
+            <w:tcW w:type="dxa" w:w="1072"/>
           </w:tcPr>
           <w:p>
             <w:r/>
@@ -688,7 +733,7 @@
         </w:tc>
         <w:tc>
           <w:tcPr>
-            <w:tcW w:type="dxa" w:w="1206"/>
+            <w:tcW w:type="dxa" w:w="1072"/>
           </w:tcPr>
           <w:p>
             <w:r/>
@@ -702,7 +747,7 @@
         </w:tc>
         <w:tc>
           <w:tcPr>
-            <w:tcW w:type="dxa" w:w="1206"/>
+            <w:tcW w:type="dxa" w:w="1072"/>
           </w:tcPr>
           <w:p>
             <w:r/>
@@ -710,13 +755,27 @@
               <w:rPr>
                 <w:sz w:val="16"/>
               </w:rPr>
-              <w:t>10</w:t>
+              <w:t>1</w:t>
             </w:r>
           </w:p>
         </w:tc>
         <w:tc>
           <w:tcPr>
-            <w:tcW w:type="dxa" w:w="1206"/>
+            <w:tcW w:type="dxa" w:w="1072"/>
+          </w:tcPr>
+          <w:p>
+            <w:r/>
+            <w:r>
+              <w:rPr>
+                <w:sz w:val="16"/>
+              </w:rPr>
+              <w:t>9</w:t>
+            </w:r>
+          </w:p>
+        </w:tc>
+        <w:tc>
+          <w:tcPr>
+            <w:tcW w:type="dxa" w:w="1072"/>
           </w:tcPr>
           <w:p>
             <w:r/>
@@ -730,7 +789,7 @@
         </w:tc>
         <w:tc>
           <w:tcPr>
-            <w:tcW w:type="dxa" w:w="1206"/>
+            <w:tcW w:type="dxa" w:w="1072"/>
           </w:tcPr>
           <w:p>
             <w:r/>
@@ -738,13 +797,13 @@
               <w:rPr>
                 <w:sz w:val="16"/>
               </w:rPr>
-              <w:t>0.5655</w:t>
+              <w:t>0.5673</w:t>
             </w:r>
           </w:p>
         </w:tc>
         <w:tc>
           <w:tcPr>
-            <w:tcW w:type="dxa" w:w="1206"/>
+            <w:tcW w:type="dxa" w:w="1072"/>
           </w:tcPr>
           <w:p>
             <w:r/>
@@ -757,7 +816,7 @@
         </w:tc>
         <w:tc>
           <w:tcPr>
-            <w:tcW w:type="dxa" w:w="1206"/>
+            <w:tcW w:type="dxa" w:w="1072"/>
           </w:tcPr>
           <w:p>
             <w:r/>
@@ -765,13 +824,13 @@
               <w:rPr>
                 <w:sz w:val="16"/>
               </w:rPr>
-              <w:t>0.0403</w:t>
+              <w:t>0.0366</w:t>
             </w:r>
           </w:p>
         </w:tc>
         <w:tc>
           <w:tcPr>
-            <w:tcW w:type="dxa" w:w="1206"/>
+            <w:tcW w:type="dxa" w:w="1072"/>
           </w:tcPr>
           <w:p>
             <w:r/>
@@ -787,7 +846,7 @@
       <w:tr>
         <w:tc>
           <w:tcPr>
-            <w:tcW w:type="dxa" w:w="1206"/>
+            <w:tcW w:type="dxa" w:w="1072"/>
           </w:tcPr>
           <w:p>
             <w:r/>
@@ -801,7 +860,7 @@
         </w:tc>
         <w:tc>
           <w:tcPr>
-            <w:tcW w:type="dxa" w:w="1206"/>
+            <w:tcW w:type="dxa" w:w="1072"/>
           </w:tcPr>
           <w:p>
             <w:r/>
@@ -815,7 +874,7 @@
         </w:tc>
         <w:tc>
           <w:tcPr>
-            <w:tcW w:type="dxa" w:w="1206"/>
+            <w:tcW w:type="dxa" w:w="1072"/>
           </w:tcPr>
           <w:p>
             <w:r/>
@@ -823,13 +882,27 @@
               <w:rPr>
                 <w:sz w:val="16"/>
               </w:rPr>
-              <w:t>10</w:t>
+              <w:t>0</w:t>
             </w:r>
           </w:p>
         </w:tc>
         <w:tc>
           <w:tcPr>
-            <w:tcW w:type="dxa" w:w="1206"/>
+            <w:tcW w:type="dxa" w:w="1072"/>
+          </w:tcPr>
+          <w:p>
+            <w:r/>
+            <w:r>
+              <w:rPr>
+                <w:sz w:val="16"/>
+              </w:rPr>
+              <w:t>9</w:t>
+            </w:r>
+          </w:p>
+        </w:tc>
+        <w:tc>
+          <w:tcPr>
+            <w:tcW w:type="dxa" w:w="1072"/>
           </w:tcPr>
           <w:p>
             <w:r/>
@@ -843,7 +916,7 @@
         </w:tc>
         <w:tc>
           <w:tcPr>
-            <w:tcW w:type="dxa" w:w="1206"/>
+            <w:tcW w:type="dxa" w:w="1072"/>
           </w:tcPr>
           <w:p>
             <w:r/>
@@ -857,7 +930,7 @@
         </w:tc>
         <w:tc>
           <w:tcPr>
-            <w:tcW w:type="dxa" w:w="1206"/>
+            <w:tcW w:type="dxa" w:w="1072"/>
           </w:tcPr>
           <w:p>
             <w:r/>
@@ -870,7 +943,7 @@
         </w:tc>
         <w:tc>
           <w:tcPr>
-            <w:tcW w:type="dxa" w:w="1206"/>
+            <w:tcW w:type="dxa" w:w="1072"/>
           </w:tcPr>
           <w:p>
             <w:r/>
@@ -884,7 +957,7 @@
         </w:tc>
         <w:tc>
           <w:tcPr>
-            <w:tcW w:type="dxa" w:w="1206"/>
+            <w:tcW w:type="dxa" w:w="1072"/>
           </w:tcPr>
           <w:p>
             <w:r/>
@@ -900,7 +973,7 @@
       <w:tr>
         <w:tc>
           <w:tcPr>
-            <w:tcW w:type="dxa" w:w="1206"/>
+            <w:tcW w:type="dxa" w:w="1072"/>
           </w:tcPr>
           <w:p>
             <w:r/>
@@ -914,7 +987,7 @@
         </w:tc>
         <w:tc>
           <w:tcPr>
-            <w:tcW w:type="dxa" w:w="1206"/>
+            <w:tcW w:type="dxa" w:w="1072"/>
           </w:tcPr>
           <w:p>
             <w:r/>
@@ -928,7 +1001,7 @@
         </w:tc>
         <w:tc>
           <w:tcPr>
-            <w:tcW w:type="dxa" w:w="1206"/>
+            <w:tcW w:type="dxa" w:w="1072"/>
           </w:tcPr>
           <w:p>
             <w:r/>
@@ -936,13 +1009,27 @@
               <w:rPr>
                 <w:sz w:val="16"/>
               </w:rPr>
-              <w:t>10</w:t>
+              <w:t>1</w:t>
             </w:r>
           </w:p>
         </w:tc>
         <w:tc>
           <w:tcPr>
-            <w:tcW w:type="dxa" w:w="1206"/>
+            <w:tcW w:type="dxa" w:w="1072"/>
+          </w:tcPr>
+          <w:p>
+            <w:r/>
+            <w:r>
+              <w:rPr>
+                <w:sz w:val="16"/>
+              </w:rPr>
+              <w:t>9</w:t>
+            </w:r>
+          </w:p>
+        </w:tc>
+        <w:tc>
+          <w:tcPr>
+            <w:tcW w:type="dxa" w:w="1072"/>
           </w:tcPr>
           <w:p>
             <w:r/>
@@ -956,7 +1043,7 @@
         </w:tc>
         <w:tc>
           <w:tcPr>
-            <w:tcW w:type="dxa" w:w="1206"/>
+            <w:tcW w:type="dxa" w:w="1072"/>
           </w:tcPr>
           <w:p>
             <w:r/>
@@ -964,13 +1051,13 @@
               <w:rPr>
                 <w:sz w:val="16"/>
               </w:rPr>
-              <w:t>0.0315</w:t>
+              <w:t>0.3551</w:t>
             </w:r>
           </w:p>
         </w:tc>
         <w:tc>
           <w:tcPr>
-            <w:tcW w:type="dxa" w:w="1206"/>
+            <w:tcW w:type="dxa" w:w="1072"/>
           </w:tcPr>
           <w:p>
             <w:r/>
@@ -978,13 +1065,12 @@
               <w:rPr>
                 <w:sz w:val="16"/>
               </w:rPr>
-              <w:t>2,3</w:t>
             </w:r>
           </w:p>
         </w:tc>
         <w:tc>
           <w:tcPr>
-            <w:tcW w:type="dxa" w:w="1206"/>
+            <w:tcW w:type="dxa" w:w="1072"/>
           </w:tcPr>
           <w:p>
             <w:r/>
@@ -992,13 +1078,13 @@
               <w:rPr>
                 <w:sz w:val="16"/>
               </w:rPr>
-              <w:t>0.0005</w:t>
+              <w:t>0.0002</w:t>
             </w:r>
           </w:p>
         </w:tc>
         <w:tc>
           <w:tcPr>
-            <w:tcW w:type="dxa" w:w="1206"/>
+            <w:tcW w:type="dxa" w:w="1072"/>
           </w:tcPr>
           <w:p>
             <w:r/>
@@ -1014,7 +1100,7 @@
       <w:tr>
         <w:tc>
           <w:tcPr>
-            <w:tcW w:type="dxa" w:w="1206"/>
+            <w:tcW w:type="dxa" w:w="1072"/>
           </w:tcPr>
           <w:p>
             <w:r/>
@@ -1028,7 +1114,7 @@
         </w:tc>
         <w:tc>
           <w:tcPr>
-            <w:tcW w:type="dxa" w:w="1206"/>
+            <w:tcW w:type="dxa" w:w="1072"/>
           </w:tcPr>
           <w:p>
             <w:r/>
@@ -1042,7 +1128,7 @@
         </w:tc>
         <w:tc>
           <w:tcPr>
-            <w:tcW w:type="dxa" w:w="1206"/>
+            <w:tcW w:type="dxa" w:w="1072"/>
           </w:tcPr>
           <w:p>
             <w:r/>
@@ -1050,13 +1136,27 @@
               <w:rPr>
                 <w:sz w:val="16"/>
               </w:rPr>
-              <w:t>10</w:t>
+              <w:t>0</w:t>
             </w:r>
           </w:p>
         </w:tc>
         <w:tc>
           <w:tcPr>
-            <w:tcW w:type="dxa" w:w="1206"/>
+            <w:tcW w:type="dxa" w:w="1072"/>
+          </w:tcPr>
+          <w:p>
+            <w:r/>
+            <w:r>
+              <w:rPr>
+                <w:sz w:val="16"/>
+              </w:rPr>
+              <w:t>9</w:t>
+            </w:r>
+          </w:p>
+        </w:tc>
+        <w:tc>
+          <w:tcPr>
+            <w:tcW w:type="dxa" w:w="1072"/>
           </w:tcPr>
           <w:p>
             <w:r/>
@@ -1070,7 +1170,7 @@
         </w:tc>
         <w:tc>
           <w:tcPr>
-            <w:tcW w:type="dxa" w:w="1206"/>
+            <w:tcW w:type="dxa" w:w="1072"/>
           </w:tcPr>
           <w:p>
             <w:r/>
@@ -1078,13 +1178,13 @@
               <w:rPr>
                 <w:sz w:val="16"/>
               </w:rPr>
-              <w:t>0.2137</w:t>
+              <w:t>0.2135</w:t>
             </w:r>
           </w:p>
         </w:tc>
         <w:tc>
           <w:tcPr>
-            <w:tcW w:type="dxa" w:w="1206"/>
+            <w:tcW w:type="dxa" w:w="1072"/>
           </w:tcPr>
           <w:p>
             <w:r/>
@@ -1097,7 +1197,7 @@
         </w:tc>
         <w:tc>
           <w:tcPr>
-            <w:tcW w:type="dxa" w:w="1206"/>
+            <w:tcW w:type="dxa" w:w="1072"/>
           </w:tcPr>
           <w:p>
             <w:r/>
@@ -1105,13 +1205,13 @@
               <w:rPr>
                 <w:sz w:val="16"/>
               </w:rPr>
-              <w:t>0.3598</w:t>
+              <w:t>0.3597</w:t>
             </w:r>
           </w:p>
         </w:tc>
         <w:tc>
           <w:tcPr>
-            <w:tcW w:type="dxa" w:w="1206"/>
+            <w:tcW w:type="dxa" w:w="1072"/>
           </w:tcPr>
           <w:p>
             <w:r/>
@@ -1126,7 +1226,7 @@
       <w:tr>
         <w:tc>
           <w:tcPr>
-            <w:tcW w:type="dxa" w:w="1206"/>
+            <w:tcW w:type="dxa" w:w="1072"/>
           </w:tcPr>
           <w:p>
             <w:r/>
@@ -1140,7 +1240,7 @@
         </w:tc>
         <w:tc>
           <w:tcPr>
-            <w:tcW w:type="dxa" w:w="1206"/>
+            <w:tcW w:type="dxa" w:w="1072"/>
           </w:tcPr>
           <w:p>
             <w:r/>
@@ -1154,7 +1254,7 @@
         </w:tc>
         <w:tc>
           <w:tcPr>
-            <w:tcW w:type="dxa" w:w="1206"/>
+            <w:tcW w:type="dxa" w:w="1072"/>
           </w:tcPr>
           <w:p>
             <w:r/>
@@ -1162,13 +1262,27 @@
               <w:rPr>
                 <w:sz w:val="16"/>
               </w:rPr>
-              <w:t>10</w:t>
+              <w:t>1</w:t>
             </w:r>
           </w:p>
         </w:tc>
         <w:tc>
           <w:tcPr>
-            <w:tcW w:type="dxa" w:w="1206"/>
+            <w:tcW w:type="dxa" w:w="1072"/>
+          </w:tcPr>
+          <w:p>
+            <w:r/>
+            <w:r>
+              <w:rPr>
+                <w:sz w:val="16"/>
+              </w:rPr>
+              <w:t>9</w:t>
+            </w:r>
+          </w:p>
+        </w:tc>
+        <w:tc>
+          <w:tcPr>
+            <w:tcW w:type="dxa" w:w="1072"/>
           </w:tcPr>
           <w:p>
             <w:r/>
@@ -1182,7 +1296,7 @@
         </w:tc>
         <w:tc>
           <w:tcPr>
-            <w:tcW w:type="dxa" w:w="1206"/>
+            <w:tcW w:type="dxa" w:w="1072"/>
           </w:tcPr>
           <w:p>
             <w:r/>
@@ -1190,13 +1304,13 @@
               <w:rPr>
                 <w:sz w:val="16"/>
               </w:rPr>
-              <w:t>0.7635</w:t>
+              <w:t>0.8123</w:t>
             </w:r>
           </w:p>
         </w:tc>
         <w:tc>
           <w:tcPr>
-            <w:tcW w:type="dxa" w:w="1206"/>
+            <w:tcW w:type="dxa" w:w="1072"/>
           </w:tcPr>
           <w:p>
             <w:r/>
@@ -1209,7 +1323,7 @@
         </w:tc>
         <w:tc>
           <w:tcPr>
-            <w:tcW w:type="dxa" w:w="1206"/>
+            <w:tcW w:type="dxa" w:w="1072"/>
           </w:tcPr>
           <w:p>
             <w:r/>
@@ -1217,13 +1331,13 @@
               <w:rPr>
                 <w:sz w:val="16"/>
               </w:rPr>
-              <w:t>0.0926</w:t>
+              <w:t>0.07</w:t>
             </w:r>
           </w:p>
         </w:tc>
         <w:tc>
           <w:tcPr>
-            <w:tcW w:type="dxa" w:w="1206"/>
+            <w:tcW w:type="dxa" w:w="1072"/>
           </w:tcPr>
           <w:p>
             <w:r/>
@@ -1238,7 +1352,7 @@
       <w:tr>
         <w:tc>
           <w:tcPr>
-            <w:tcW w:type="dxa" w:w="1206"/>
+            <w:tcW w:type="dxa" w:w="1072"/>
           </w:tcPr>
           <w:p>
             <w:r/>
@@ -1252,7 +1366,7 @@
         </w:tc>
         <w:tc>
           <w:tcPr>
-            <w:tcW w:type="dxa" w:w="1206"/>
+            <w:tcW w:type="dxa" w:w="1072"/>
           </w:tcPr>
           <w:p>
             <w:r/>
@@ -1266,7 +1380,7 @@
         </w:tc>
         <w:tc>
           <w:tcPr>
-            <w:tcW w:type="dxa" w:w="1206"/>
+            <w:tcW w:type="dxa" w:w="1072"/>
           </w:tcPr>
           <w:p>
             <w:r/>
@@ -1274,13 +1388,27 @@
               <w:rPr>
                 <w:sz w:val="16"/>
               </w:rPr>
-              <w:t>10</w:t>
+              <w:t>0</w:t>
             </w:r>
           </w:p>
         </w:tc>
         <w:tc>
           <w:tcPr>
-            <w:tcW w:type="dxa" w:w="1206"/>
+            <w:tcW w:type="dxa" w:w="1072"/>
+          </w:tcPr>
+          <w:p>
+            <w:r/>
+            <w:r>
+              <w:rPr>
+                <w:sz w:val="16"/>
+              </w:rPr>
+              <w:t>9</w:t>
+            </w:r>
+          </w:p>
+        </w:tc>
+        <w:tc>
+          <w:tcPr>
+            <w:tcW w:type="dxa" w:w="1072"/>
           </w:tcPr>
           <w:p>
             <w:r/>
@@ -1294,7 +1422,7 @@
         </w:tc>
         <w:tc>
           <w:tcPr>
-            <w:tcW w:type="dxa" w:w="1206"/>
+            <w:tcW w:type="dxa" w:w="1072"/>
           </w:tcPr>
           <w:p>
             <w:r/>
@@ -1302,13 +1430,13 @@
               <w:rPr>
                 <w:sz w:val="16"/>
               </w:rPr>
-              <w:t>0.5957</w:t>
+              <w:t>0.5956</w:t>
             </w:r>
           </w:p>
         </w:tc>
         <w:tc>
           <w:tcPr>
-            <w:tcW w:type="dxa" w:w="1206"/>
+            <w:tcW w:type="dxa" w:w="1072"/>
           </w:tcPr>
           <w:p>
             <w:r/>
@@ -1321,7 +1449,7 @@
         </w:tc>
         <w:tc>
           <w:tcPr>
-            <w:tcW w:type="dxa" w:w="1206"/>
+            <w:tcW w:type="dxa" w:w="1072"/>
           </w:tcPr>
           <w:p>
             <w:r/>
@@ -1329,13 +1457,13 @@
               <w:rPr>
                 <w:sz w:val="16"/>
               </w:rPr>
-              <w:t>0.0029</w:t>
+              <w:t>0.0028</w:t>
             </w:r>
           </w:p>
         </w:tc>
         <w:tc>
           <w:tcPr>
-            <w:tcW w:type="dxa" w:w="1206"/>
+            <w:tcW w:type="dxa" w:w="1072"/>
           </w:tcPr>
           <w:p>
             <w:r/>
@@ -1351,7 +1479,7 @@
       <w:tr>
         <w:tc>
           <w:tcPr>
-            <w:tcW w:type="dxa" w:w="1206"/>
+            <w:tcW w:type="dxa" w:w="1072"/>
           </w:tcPr>
           <w:p>
             <w:r/>
@@ -1365,7 +1493,7 @@
         </w:tc>
         <w:tc>
           <w:tcPr>
-            <w:tcW w:type="dxa" w:w="1206"/>
+            <w:tcW w:type="dxa" w:w="1072"/>
           </w:tcPr>
           <w:p>
             <w:r/>
@@ -1379,7 +1507,7 @@
         </w:tc>
         <w:tc>
           <w:tcPr>
-            <w:tcW w:type="dxa" w:w="1206"/>
+            <w:tcW w:type="dxa" w:w="1072"/>
           </w:tcPr>
           <w:p>
             <w:r/>
@@ -1387,13 +1515,27 @@
               <w:rPr>
                 <w:sz w:val="16"/>
               </w:rPr>
-              <w:t>5</w:t>
+              <w:t>1</w:t>
             </w:r>
           </w:p>
         </w:tc>
         <w:tc>
           <w:tcPr>
-            <w:tcW w:type="dxa" w:w="1206"/>
+            <w:tcW w:type="dxa" w:w="1072"/>
+          </w:tcPr>
+          <w:p>
+            <w:r/>
+            <w:r>
+              <w:rPr>
+                <w:sz w:val="16"/>
+              </w:rPr>
+              <w:t>9</w:t>
+            </w:r>
+          </w:p>
+        </w:tc>
+        <w:tc>
+          <w:tcPr>
+            <w:tcW w:type="dxa" w:w="1072"/>
           </w:tcPr>
           <w:p>
             <w:r/>
@@ -1407,7 +1549,7 @@
         </w:tc>
         <w:tc>
           <w:tcPr>
-            <w:tcW w:type="dxa" w:w="1206"/>
+            <w:tcW w:type="dxa" w:w="1072"/>
           </w:tcPr>
           <w:p>
             <w:r/>
@@ -1415,13 +1557,13 @@
               <w:rPr>
                 <w:sz w:val="16"/>
               </w:rPr>
-              <w:t>0.0036</w:t>
+              <w:t>0.1533</w:t>
             </w:r>
           </w:p>
         </w:tc>
         <w:tc>
           <w:tcPr>
-            <w:tcW w:type="dxa" w:w="1206"/>
+            <w:tcW w:type="dxa" w:w="1072"/>
           </w:tcPr>
           <w:p>
             <w:r/>
@@ -1429,13 +1571,12 @@
               <w:rPr>
                 <w:sz w:val="16"/>
               </w:rPr>
-              <w:t>1,2,3,4,5</w:t>
             </w:r>
           </w:p>
         </w:tc>
         <w:tc>
           <w:tcPr>
-            <w:tcW w:type="dxa" w:w="1206"/>
+            <w:tcW w:type="dxa" w:w="1072"/>
           </w:tcPr>
           <w:p>
             <w:r/>
@@ -1443,13 +1584,13 @@
               <w:rPr>
                 <w:sz w:val="16"/>
               </w:rPr>
-              <w:t>0.0072</w:t>
+              <w:t>0.0058</w:t>
             </w:r>
           </w:p>
         </w:tc>
         <w:tc>
           <w:tcPr>
-            <w:tcW w:type="dxa" w:w="1206"/>
+            <w:tcW w:type="dxa" w:w="1072"/>
           </w:tcPr>
           <w:p>
             <w:r/>
@@ -1465,7 +1606,7 @@
       <w:tr>
         <w:tc>
           <w:tcPr>
-            <w:tcW w:type="dxa" w:w="1206"/>
+            <w:tcW w:type="dxa" w:w="1072"/>
           </w:tcPr>
           <w:p>
             <w:r/>
@@ -1479,7 +1620,7 @@
         </w:tc>
         <w:tc>
           <w:tcPr>
-            <w:tcW w:type="dxa" w:w="1206"/>
+            <w:tcW w:type="dxa" w:w="1072"/>
           </w:tcPr>
           <w:p>
             <w:r/>
@@ -1493,7 +1634,7 @@
         </w:tc>
         <w:tc>
           <w:tcPr>
-            <w:tcW w:type="dxa" w:w="1206"/>
+            <w:tcW w:type="dxa" w:w="1072"/>
           </w:tcPr>
           <w:p>
             <w:r/>
@@ -1501,13 +1642,27 @@
               <w:rPr>
                 <w:sz w:val="16"/>
               </w:rPr>
-              <w:t>5</w:t>
+              <w:t>0</w:t>
             </w:r>
           </w:p>
         </w:tc>
         <w:tc>
           <w:tcPr>
-            <w:tcW w:type="dxa" w:w="1206"/>
+            <w:tcW w:type="dxa" w:w="1072"/>
+          </w:tcPr>
+          <w:p>
+            <w:r/>
+            <w:r>
+              <w:rPr>
+                <w:sz w:val="16"/>
+              </w:rPr>
+              <w:t>9</w:t>
+            </w:r>
+          </w:p>
+        </w:tc>
+        <w:tc>
+          <w:tcPr>
+            <w:tcW w:type="dxa" w:w="1072"/>
           </w:tcPr>
           <w:p>
             <w:r/>
@@ -1521,7 +1676,7 @@
         </w:tc>
         <w:tc>
           <w:tcPr>
-            <w:tcW w:type="dxa" w:w="1206"/>
+            <w:tcW w:type="dxa" w:w="1072"/>
           </w:tcPr>
           <w:p>
             <w:r/>
@@ -1529,13 +1684,13 @@
               <w:rPr>
                 <w:sz w:val="16"/>
               </w:rPr>
-              <w:t>0.0899</w:t>
+              <w:t>0.0897</w:t>
             </w:r>
           </w:p>
         </w:tc>
         <w:tc>
           <w:tcPr>
-            <w:tcW w:type="dxa" w:w="1206"/>
+            <w:tcW w:type="dxa" w:w="1072"/>
           </w:tcPr>
           <w:p>
             <w:r/>
@@ -1548,7 +1703,7 @@
         </w:tc>
         <w:tc>
           <w:tcPr>
-            <w:tcW w:type="dxa" w:w="1206"/>
+            <w:tcW w:type="dxa" w:w="1072"/>
           </w:tcPr>
           <w:p>
             <w:r/>
@@ -1556,13 +1711,13 @@
               <w:rPr>
                 <w:sz w:val="16"/>
               </w:rPr>
-              <w:t>0.458</w:t>
+              <w:t>0.4578</w:t>
             </w:r>
           </w:p>
         </w:tc>
         <w:tc>
           <w:tcPr>
-            <w:tcW w:type="dxa" w:w="1206"/>
+            <w:tcW w:type="dxa" w:w="1072"/>
           </w:tcPr>
           <w:p>
             <w:r/>
@@ -1577,7 +1732,7 @@
       <w:tr>
         <w:tc>
           <w:tcPr>
-            <w:tcW w:type="dxa" w:w="1206"/>
+            <w:tcW w:type="dxa" w:w="1072"/>
           </w:tcPr>
           <w:p>
             <w:r/>
@@ -1591,7 +1746,7 @@
         </w:tc>
         <w:tc>
           <w:tcPr>
-            <w:tcW w:type="dxa" w:w="1206"/>
+            <w:tcW w:type="dxa" w:w="1072"/>
           </w:tcPr>
           <w:p>
             <w:r/>
@@ -1605,7 +1760,7 @@
         </w:tc>
         <w:tc>
           <w:tcPr>
-            <w:tcW w:type="dxa" w:w="1206"/>
+            <w:tcW w:type="dxa" w:w="1072"/>
           </w:tcPr>
           <w:p>
             <w:r/>
@@ -1613,13 +1768,27 @@
               <w:rPr>
                 <w:sz w:val="16"/>
               </w:rPr>
-              <w:t>5</w:t>
+              <w:t>1</w:t>
             </w:r>
           </w:p>
         </w:tc>
         <w:tc>
           <w:tcPr>
-            <w:tcW w:type="dxa" w:w="1206"/>
+            <w:tcW w:type="dxa" w:w="1072"/>
+          </w:tcPr>
+          <w:p>
+            <w:r/>
+            <w:r>
+              <w:rPr>
+                <w:sz w:val="16"/>
+              </w:rPr>
+              <w:t>9</w:t>
+            </w:r>
+          </w:p>
+        </w:tc>
+        <w:tc>
+          <w:tcPr>
+            <w:tcW w:type="dxa" w:w="1072"/>
           </w:tcPr>
           <w:p>
             <w:r/>
@@ -1633,7 +1802,7 @@
         </w:tc>
         <w:tc>
           <w:tcPr>
-            <w:tcW w:type="dxa" w:w="1206"/>
+            <w:tcW w:type="dxa" w:w="1072"/>
           </w:tcPr>
           <w:p>
             <w:r/>
@@ -1641,13 +1810,13 @@
               <w:rPr>
                 <w:sz w:val="16"/>
               </w:rPr>
-              <w:t>0.219</w:t>
+              <w:t>0.2223</w:t>
             </w:r>
           </w:p>
         </w:tc>
         <w:tc>
           <w:tcPr>
-            <w:tcW w:type="dxa" w:w="1206"/>
+            <w:tcW w:type="dxa" w:w="1072"/>
           </w:tcPr>
           <w:p>
             <w:r/>
@@ -1660,7 +1829,7 @@
         </w:tc>
         <w:tc>
           <w:tcPr>
-            <w:tcW w:type="dxa" w:w="1206"/>
+            <w:tcW w:type="dxa" w:w="1072"/>
           </w:tcPr>
           <w:p>
             <w:r/>
@@ -1668,13 +1837,13 @@
               <w:rPr>
                 <w:sz w:val="16"/>
               </w:rPr>
-              <w:t>0.2897</w:t>
+              <w:t>0.272</w:t>
             </w:r>
           </w:p>
         </w:tc>
         <w:tc>
           <w:tcPr>
-            <w:tcW w:type="dxa" w:w="1206"/>
+            <w:tcW w:type="dxa" w:w="1072"/>
           </w:tcPr>
           <w:p>
             <w:r/>
@@ -1689,7 +1858,7 @@
       <w:tr>
         <w:tc>
           <w:tcPr>
-            <w:tcW w:type="dxa" w:w="1206"/>
+            <w:tcW w:type="dxa" w:w="1072"/>
           </w:tcPr>
           <w:p>
             <w:r/>
@@ -1703,7 +1872,7 @@
         </w:tc>
         <w:tc>
           <w:tcPr>
-            <w:tcW w:type="dxa" w:w="1206"/>
+            <w:tcW w:type="dxa" w:w="1072"/>
           </w:tcPr>
           <w:p>
             <w:r/>
@@ -1717,7 +1886,7 @@
         </w:tc>
         <w:tc>
           <w:tcPr>
-            <w:tcW w:type="dxa" w:w="1206"/>
+            <w:tcW w:type="dxa" w:w="1072"/>
           </w:tcPr>
           <w:p>
             <w:r/>
@@ -1725,13 +1894,27 @@
               <w:rPr>
                 <w:sz w:val="16"/>
               </w:rPr>
-              <w:t>5</w:t>
+              <w:t>0</w:t>
             </w:r>
           </w:p>
         </w:tc>
         <w:tc>
           <w:tcPr>
-            <w:tcW w:type="dxa" w:w="1206"/>
+            <w:tcW w:type="dxa" w:w="1072"/>
+          </w:tcPr>
+          <w:p>
+            <w:r/>
+            <w:r>
+              <w:rPr>
+                <w:sz w:val="16"/>
+              </w:rPr>
+              <w:t>9</w:t>
+            </w:r>
+          </w:p>
+        </w:tc>
+        <w:tc>
+          <w:tcPr>
+            <w:tcW w:type="dxa" w:w="1072"/>
           </w:tcPr>
           <w:p>
             <w:r/>
@@ -1745,7 +1928,7 @@
         </w:tc>
         <w:tc>
           <w:tcPr>
-            <w:tcW w:type="dxa" w:w="1206"/>
+            <w:tcW w:type="dxa" w:w="1072"/>
           </w:tcPr>
           <w:p>
             <w:r/>
@@ -1753,13 +1936,13 @@
               <w:rPr>
                 <w:sz w:val="16"/>
               </w:rPr>
-              <w:t>0.1757</w:t>
+              <w:t>0.1751</w:t>
             </w:r>
           </w:p>
         </w:tc>
         <w:tc>
           <w:tcPr>
-            <w:tcW w:type="dxa" w:w="1206"/>
+            <w:tcW w:type="dxa" w:w="1072"/>
           </w:tcPr>
           <w:p>
             <w:r/>
@@ -1772,7 +1955,7 @@
         </w:tc>
         <w:tc>
           <w:tcPr>
-            <w:tcW w:type="dxa" w:w="1206"/>
+            <w:tcW w:type="dxa" w:w="1072"/>
           </w:tcPr>
           <w:p>
             <w:r/>
@@ -1780,13 +1963,13 @@
               <w:rPr>
                 <w:sz w:val="16"/>
               </w:rPr>
-              <w:t>0.262</w:t>
+              <w:t>0.2615</w:t>
             </w:r>
           </w:p>
         </w:tc>
         <w:tc>
           <w:tcPr>
-            <w:tcW w:type="dxa" w:w="1206"/>
+            <w:tcW w:type="dxa" w:w="1072"/>
           </w:tcPr>
           <w:p>
             <w:r/>
@@ -1801,7 +1984,7 @@
       <w:tr>
         <w:tc>
           <w:tcPr>
-            <w:tcW w:type="dxa" w:w="1206"/>
+            <w:tcW w:type="dxa" w:w="1072"/>
           </w:tcPr>
           <w:p>
             <w:r/>
@@ -1815,7 +1998,7 @@
         </w:tc>
         <w:tc>
           <w:tcPr>
-            <w:tcW w:type="dxa" w:w="1206"/>
+            <w:tcW w:type="dxa" w:w="1072"/>
           </w:tcPr>
           <w:p>
             <w:r/>
@@ -1829,7 +2012,7 @@
         </w:tc>
         <w:tc>
           <w:tcPr>
-            <w:tcW w:type="dxa" w:w="1206"/>
+            <w:tcW w:type="dxa" w:w="1072"/>
           </w:tcPr>
           <w:p>
             <w:r/>
@@ -1837,13 +2020,27 @@
               <w:rPr>
                 <w:sz w:val="16"/>
               </w:rPr>
-              <w:t>10</w:t>
+              <w:t>1</w:t>
             </w:r>
           </w:p>
         </w:tc>
         <w:tc>
           <w:tcPr>
-            <w:tcW w:type="dxa" w:w="1206"/>
+            <w:tcW w:type="dxa" w:w="1072"/>
+          </w:tcPr>
+          <w:p>
+            <w:r/>
+            <w:r>
+              <w:rPr>
+                <w:sz w:val="16"/>
+              </w:rPr>
+              <w:t>9</w:t>
+            </w:r>
+          </w:p>
+        </w:tc>
+        <w:tc>
+          <w:tcPr>
+            <w:tcW w:type="dxa" w:w="1072"/>
           </w:tcPr>
           <w:p>
             <w:r/>
@@ -1857,7 +2054,7 @@
         </w:tc>
         <w:tc>
           <w:tcPr>
-            <w:tcW w:type="dxa" w:w="1206"/>
+            <w:tcW w:type="dxa" w:w="1072"/>
           </w:tcPr>
           <w:p>
             <w:r/>
@@ -1865,13 +2062,13 @@
               <w:rPr>
                 <w:sz w:val="16"/>
               </w:rPr>
-              <w:t>0.0316</w:t>
+              <w:t>0.0496</w:t>
             </w:r>
           </w:p>
         </w:tc>
         <w:tc>
           <w:tcPr>
-            <w:tcW w:type="dxa" w:w="1206"/>
+            <w:tcW w:type="dxa" w:w="1072"/>
           </w:tcPr>
           <w:p>
             <w:r/>
@@ -1879,13 +2076,13 @@
               <w:rPr>
                 <w:sz w:val="16"/>
               </w:rPr>
-              <w:t>3</w:t>
+              <w:t>5</w:t>
             </w:r>
           </w:p>
         </w:tc>
         <w:tc>
           <w:tcPr>
-            <w:tcW w:type="dxa" w:w="1206"/>
+            <w:tcW w:type="dxa" w:w="1072"/>
           </w:tcPr>
           <w:p>
             <w:r/>
@@ -1893,13 +2090,13 @@
               <w:rPr>
                 <w:sz w:val="16"/>
               </w:rPr>
-              <w:t>0.036</w:t>
+              <w:t>0.0148</w:t>
             </w:r>
           </w:p>
         </w:tc>
         <w:tc>
           <w:tcPr>
-            <w:tcW w:type="dxa" w:w="1206"/>
+            <w:tcW w:type="dxa" w:w="1072"/>
           </w:tcPr>
           <w:p>
             <w:r/>
@@ -1907,7 +2104,7 @@
               <w:rPr>
                 <w:sz w:val="16"/>
               </w:rPr>
-              <w:t>2,3</w:t>
+              <w:t>1,2</w:t>
             </w:r>
           </w:p>
         </w:tc>
@@ -1915,7 +2112,7 @@
       <w:tr>
         <w:tc>
           <w:tcPr>
-            <w:tcW w:type="dxa" w:w="1206"/>
+            <w:tcW w:type="dxa" w:w="1072"/>
           </w:tcPr>
           <w:p>
             <w:r/>
@@ -1929,7 +2126,7 @@
         </w:tc>
         <w:tc>
           <w:tcPr>
-            <w:tcW w:type="dxa" w:w="1206"/>
+            <w:tcW w:type="dxa" w:w="1072"/>
           </w:tcPr>
           <w:p>
             <w:r/>
@@ -1943,7 +2140,7 @@
         </w:tc>
         <w:tc>
           <w:tcPr>
-            <w:tcW w:type="dxa" w:w="1206"/>
+            <w:tcW w:type="dxa" w:w="1072"/>
           </w:tcPr>
           <w:p>
             <w:r/>
@@ -1951,13 +2148,27 @@
               <w:rPr>
                 <w:sz w:val="16"/>
               </w:rPr>
-              <w:t>10</w:t>
+              <w:t>0</w:t>
             </w:r>
           </w:p>
         </w:tc>
         <w:tc>
           <w:tcPr>
-            <w:tcW w:type="dxa" w:w="1206"/>
+            <w:tcW w:type="dxa" w:w="1072"/>
+          </w:tcPr>
+          <w:p>
+            <w:r/>
+            <w:r>
+              <w:rPr>
+                <w:sz w:val="16"/>
+              </w:rPr>
+              <w:t>9</w:t>
+            </w:r>
+          </w:p>
+        </w:tc>
+        <w:tc>
+          <w:tcPr>
+            <w:tcW w:type="dxa" w:w="1072"/>
           </w:tcPr>
           <w:p>
             <w:r/>
@@ -1971,7 +2182,7 @@
         </w:tc>
         <w:tc>
           <w:tcPr>
-            <w:tcW w:type="dxa" w:w="1206"/>
+            <w:tcW w:type="dxa" w:w="1072"/>
           </w:tcPr>
           <w:p>
             <w:r/>
@@ -1979,13 +2190,13 @@
               <w:rPr>
                 <w:sz w:val="16"/>
               </w:rPr>
-              <w:t>0.3475</w:t>
+              <w:t>0.3471</w:t>
             </w:r>
           </w:p>
         </w:tc>
         <w:tc>
           <w:tcPr>
-            <w:tcW w:type="dxa" w:w="1206"/>
+            <w:tcW w:type="dxa" w:w="1072"/>
           </w:tcPr>
           <w:p>
             <w:r/>
@@ -1998,7 +2209,7 @@
         </w:tc>
         <w:tc>
           <w:tcPr>
-            <w:tcW w:type="dxa" w:w="1206"/>
+            <w:tcW w:type="dxa" w:w="1072"/>
           </w:tcPr>
           <w:p>
             <w:r/>
@@ -2006,13 +2217,13 @@
               <w:rPr>
                 <w:sz w:val="16"/>
               </w:rPr>
-              <w:t>0.2537</w:t>
+              <w:t>0.2535</w:t>
             </w:r>
           </w:p>
         </w:tc>
         <w:tc>
           <w:tcPr>
-            <w:tcW w:type="dxa" w:w="1206"/>
+            <w:tcW w:type="dxa" w:w="1072"/>
           </w:tcPr>
           <w:p>
             <w:r/>
@@ -2027,7 +2238,7 @@
       <w:tr>
         <w:tc>
           <w:tcPr>
-            <w:tcW w:type="dxa" w:w="1206"/>
+            <w:tcW w:type="dxa" w:w="1072"/>
           </w:tcPr>
           <w:p>
             <w:r/>
@@ -2041,7 +2252,7 @@
         </w:tc>
         <w:tc>
           <w:tcPr>
-            <w:tcW w:type="dxa" w:w="1206"/>
+            <w:tcW w:type="dxa" w:w="1072"/>
           </w:tcPr>
           <w:p>
             <w:r/>
@@ -2055,7 +2266,7 @@
         </w:tc>
         <w:tc>
           <w:tcPr>
-            <w:tcW w:type="dxa" w:w="1206"/>
+            <w:tcW w:type="dxa" w:w="1072"/>
           </w:tcPr>
           <w:p>
             <w:r/>
@@ -2063,13 +2274,27 @@
               <w:rPr>
                 <w:sz w:val="16"/>
               </w:rPr>
-              <w:t>10</w:t>
+              <w:t>1</w:t>
             </w:r>
           </w:p>
         </w:tc>
         <w:tc>
           <w:tcPr>
-            <w:tcW w:type="dxa" w:w="1206"/>
+            <w:tcW w:type="dxa" w:w="1072"/>
+          </w:tcPr>
+          <w:p>
+            <w:r/>
+            <w:r>
+              <w:rPr>
+                <w:sz w:val="16"/>
+              </w:rPr>
+              <w:t>9</w:t>
+            </w:r>
+          </w:p>
+        </w:tc>
+        <w:tc>
+          <w:tcPr>
+            <w:tcW w:type="dxa" w:w="1072"/>
           </w:tcPr>
           <w:p>
             <w:r/>
@@ -2083,7 +2308,7 @@
         </w:tc>
         <w:tc>
           <w:tcPr>
-            <w:tcW w:type="dxa" w:w="1206"/>
+            <w:tcW w:type="dxa" w:w="1072"/>
           </w:tcPr>
           <w:p>
             <w:r/>
@@ -2091,13 +2316,13 @@
               <w:rPr>
                 <w:sz w:val="16"/>
               </w:rPr>
-              <w:t>0.299</w:t>
+              <w:t>0.4088</w:t>
             </w:r>
           </w:p>
         </w:tc>
         <w:tc>
           <w:tcPr>
-            <w:tcW w:type="dxa" w:w="1206"/>
+            <w:tcW w:type="dxa" w:w="1072"/>
           </w:tcPr>
           <w:p>
             <w:r/>
@@ -2110,7 +2335,7 @@
         </w:tc>
         <w:tc>
           <w:tcPr>
-            <w:tcW w:type="dxa" w:w="1206"/>
+            <w:tcW w:type="dxa" w:w="1072"/>
           </w:tcPr>
           <w:p>
             <w:r/>
@@ -2118,13 +2343,13 @@
               <w:rPr>
                 <w:sz w:val="16"/>
               </w:rPr>
-              <w:t>0.204</w:t>
+              <w:t>0.1228</w:t>
             </w:r>
           </w:p>
         </w:tc>
         <w:tc>
           <w:tcPr>
-            <w:tcW w:type="dxa" w:w="1206"/>
+            <w:tcW w:type="dxa" w:w="1072"/>
           </w:tcPr>
           <w:p>
             <w:r/>
@@ -2139,7 +2364,7 @@
       <w:tr>
         <w:tc>
           <w:tcPr>
-            <w:tcW w:type="dxa" w:w="1206"/>
+            <w:tcW w:type="dxa" w:w="1072"/>
           </w:tcPr>
           <w:p>
             <w:r/>
@@ -2153,7 +2378,7 @@
         </w:tc>
         <w:tc>
           <w:tcPr>
-            <w:tcW w:type="dxa" w:w="1206"/>
+            <w:tcW w:type="dxa" w:w="1072"/>
           </w:tcPr>
           <w:p>
             <w:r/>
@@ -2167,7 +2392,7 @@
         </w:tc>
         <w:tc>
           <w:tcPr>
-            <w:tcW w:type="dxa" w:w="1206"/>
+            <w:tcW w:type="dxa" w:w="1072"/>
           </w:tcPr>
           <w:p>
             <w:r/>
@@ -2175,13 +2400,27 @@
               <w:rPr>
                 <w:sz w:val="16"/>
               </w:rPr>
-              <w:t>10</w:t>
+              <w:t>0</w:t>
             </w:r>
           </w:p>
         </w:tc>
         <w:tc>
           <w:tcPr>
-            <w:tcW w:type="dxa" w:w="1206"/>
+            <w:tcW w:type="dxa" w:w="1072"/>
+          </w:tcPr>
+          <w:p>
+            <w:r/>
+            <w:r>
+              <w:rPr>
+                <w:sz w:val="16"/>
+              </w:rPr>
+              <w:t>9</w:t>
+            </w:r>
+          </w:p>
+        </w:tc>
+        <w:tc>
+          <w:tcPr>
+            <w:tcW w:type="dxa" w:w="1072"/>
           </w:tcPr>
           <w:p>
             <w:r/>
@@ -2195,7 +2434,7 @@
         </w:tc>
         <w:tc>
           <w:tcPr>
-            <w:tcW w:type="dxa" w:w="1206"/>
+            <w:tcW w:type="dxa" w:w="1072"/>
           </w:tcPr>
           <w:p>
             <w:r/>
@@ -2209,7 +2448,7 @@
         </w:tc>
         <w:tc>
           <w:tcPr>
-            <w:tcW w:type="dxa" w:w="1206"/>
+            <w:tcW w:type="dxa" w:w="1072"/>
           </w:tcPr>
           <w:p>
             <w:r/>
@@ -2222,7 +2461,7 @@
         </w:tc>
         <w:tc>
           <w:tcPr>
-            <w:tcW w:type="dxa" w:w="1206"/>
+            <w:tcW w:type="dxa" w:w="1072"/>
           </w:tcPr>
           <w:p>
             <w:r/>
@@ -2236,7 +2475,7 @@
         </w:tc>
         <w:tc>
           <w:tcPr>
-            <w:tcW w:type="dxa" w:w="1206"/>
+            <w:tcW w:type="dxa" w:w="1072"/>
           </w:tcPr>
           <w:p>
             <w:r/>
@@ -2252,7 +2491,7 @@
       <w:tr>
         <w:tc>
           <w:tcPr>
-            <w:tcW w:type="dxa" w:w="1206"/>
+            <w:tcW w:type="dxa" w:w="1072"/>
           </w:tcPr>
           <w:p>
             <w:r/>
@@ -2266,7 +2505,7 @@
         </w:tc>
         <w:tc>
           <w:tcPr>
-            <w:tcW w:type="dxa" w:w="1206"/>
+            <w:tcW w:type="dxa" w:w="1072"/>
           </w:tcPr>
           <w:p>
             <w:r/>
@@ -2280,7 +2519,7 @@
         </w:tc>
         <w:tc>
           <w:tcPr>
-            <w:tcW w:type="dxa" w:w="1206"/>
+            <w:tcW w:type="dxa" w:w="1072"/>
           </w:tcPr>
           <w:p>
             <w:r/>
@@ -2288,13 +2527,27 @@
               <w:rPr>
                 <w:sz w:val="16"/>
               </w:rPr>
-              <w:t>5</w:t>
+              <w:t>1</w:t>
             </w:r>
           </w:p>
         </w:tc>
         <w:tc>
           <w:tcPr>
-            <w:tcW w:type="dxa" w:w="1206"/>
+            <w:tcW w:type="dxa" w:w="1072"/>
+          </w:tcPr>
+          <w:p>
+            <w:r/>
+            <w:r>
+              <w:rPr>
+                <w:sz w:val="16"/>
+              </w:rPr>
+              <w:t>9</w:t>
+            </w:r>
+          </w:p>
+        </w:tc>
+        <w:tc>
+          <w:tcPr>
+            <w:tcW w:type="dxa" w:w="1072"/>
           </w:tcPr>
           <w:p>
             <w:r/>
@@ -2308,7 +2561,7 @@
         </w:tc>
         <w:tc>
           <w:tcPr>
-            <w:tcW w:type="dxa" w:w="1206"/>
+            <w:tcW w:type="dxa" w:w="1072"/>
           </w:tcPr>
           <w:p>
             <w:r/>
@@ -2316,13 +2569,13 @@
               <w:rPr>
                 <w:sz w:val="16"/>
               </w:rPr>
-              <w:t>0.1384</w:t>
+              <w:t>0.1324</w:t>
             </w:r>
           </w:p>
         </w:tc>
         <w:tc>
           <w:tcPr>
-            <w:tcW w:type="dxa" w:w="1206"/>
+            <w:tcW w:type="dxa" w:w="1072"/>
           </w:tcPr>
           <w:p>
             <w:r/>
@@ -2335,7 +2588,7 @@
         </w:tc>
         <w:tc>
           <w:tcPr>
-            <w:tcW w:type="dxa" w:w="1206"/>
+            <w:tcW w:type="dxa" w:w="1072"/>
           </w:tcPr>
           <w:p>
             <w:r/>
@@ -2343,13 +2596,13 @@
               <w:rPr>
                 <w:sz w:val="16"/>
               </w:rPr>
-              <w:t>0.2263</w:t>
+              <w:t>0.111</w:t>
             </w:r>
           </w:p>
         </w:tc>
         <w:tc>
           <w:tcPr>
-            <w:tcW w:type="dxa" w:w="1206"/>
+            <w:tcW w:type="dxa" w:w="1072"/>
           </w:tcPr>
           <w:p>
             <w:r/>
@@ -2364,7 +2617,7 @@
       <w:tr>
         <w:tc>
           <w:tcPr>
-            <w:tcW w:type="dxa" w:w="1206"/>
+            <w:tcW w:type="dxa" w:w="1072"/>
           </w:tcPr>
           <w:p>
             <w:r/>
@@ -2378,7 +2631,7 @@
         </w:tc>
         <w:tc>
           <w:tcPr>
-            <w:tcW w:type="dxa" w:w="1206"/>
+            <w:tcW w:type="dxa" w:w="1072"/>
           </w:tcPr>
           <w:p>
             <w:r/>
@@ -2392,7 +2645,7 @@
         </w:tc>
         <w:tc>
           <w:tcPr>
-            <w:tcW w:type="dxa" w:w="1206"/>
+            <w:tcW w:type="dxa" w:w="1072"/>
           </w:tcPr>
           <w:p>
             <w:r/>
@@ -2400,13 +2653,27 @@
               <w:rPr>
                 <w:sz w:val="16"/>
               </w:rPr>
-              <w:t>5</w:t>
+              <w:t>0</w:t>
             </w:r>
           </w:p>
         </w:tc>
         <w:tc>
           <w:tcPr>
-            <w:tcW w:type="dxa" w:w="1206"/>
+            <w:tcW w:type="dxa" w:w="1072"/>
+          </w:tcPr>
+          <w:p>
+            <w:r/>
+            <w:r>
+              <w:rPr>
+                <w:sz w:val="16"/>
+              </w:rPr>
+              <w:t>9</w:t>
+            </w:r>
+          </w:p>
+        </w:tc>
+        <w:tc>
+          <w:tcPr>
+            <w:tcW w:type="dxa" w:w="1072"/>
           </w:tcPr>
           <w:p>
             <w:r/>
@@ -2420,7 +2687,7 @@
         </w:tc>
         <w:tc>
           <w:tcPr>
-            <w:tcW w:type="dxa" w:w="1206"/>
+            <w:tcW w:type="dxa" w:w="1072"/>
           </w:tcPr>
           <w:p>
             <w:r/>
@@ -2428,13 +2695,13 @@
               <w:rPr>
                 <w:sz w:val="16"/>
               </w:rPr>
-              <w:t>0.25</w:t>
+              <w:t>0.2494</w:t>
             </w:r>
           </w:p>
         </w:tc>
         <w:tc>
           <w:tcPr>
-            <w:tcW w:type="dxa" w:w="1206"/>
+            <w:tcW w:type="dxa" w:w="1072"/>
           </w:tcPr>
           <w:p>
             <w:r/>
@@ -2447,7 +2714,7 @@
         </w:tc>
         <w:tc>
           <w:tcPr>
-            <w:tcW w:type="dxa" w:w="1206"/>
+            <w:tcW w:type="dxa" w:w="1072"/>
           </w:tcPr>
           <w:p>
             <w:r/>
@@ -2455,13 +2722,13 @@
               <w:rPr>
                 <w:sz w:val="16"/>
               </w:rPr>
-              <w:t>0.3835</w:t>
+              <w:t>0.3832</w:t>
             </w:r>
           </w:p>
         </w:tc>
         <w:tc>
           <w:tcPr>
-            <w:tcW w:type="dxa" w:w="1206"/>
+            <w:tcW w:type="dxa" w:w="1072"/>
           </w:tcPr>
           <w:p>
             <w:r/>
@@ -2476,7 +2743,7 @@
       <w:tr>
         <w:tc>
           <w:tcPr>
-            <w:tcW w:type="dxa" w:w="1206"/>
+            <w:tcW w:type="dxa" w:w="1072"/>
           </w:tcPr>
           <w:p>
             <w:r/>
@@ -2490,7 +2757,7 @@
         </w:tc>
         <w:tc>
           <w:tcPr>
-            <w:tcW w:type="dxa" w:w="1206"/>
+            <w:tcW w:type="dxa" w:w="1072"/>
           </w:tcPr>
           <w:p>
             <w:r/>
@@ -2504,7 +2771,7 @@
         </w:tc>
         <w:tc>
           <w:tcPr>
-            <w:tcW w:type="dxa" w:w="1206"/>
+            <w:tcW w:type="dxa" w:w="1072"/>
           </w:tcPr>
           <w:p>
             <w:r/>
@@ -2512,13 +2779,27 @@
               <w:rPr>
                 <w:sz w:val="16"/>
               </w:rPr>
-              <w:t>5</w:t>
+              <w:t>1</w:t>
             </w:r>
           </w:p>
         </w:tc>
         <w:tc>
           <w:tcPr>
-            <w:tcW w:type="dxa" w:w="1206"/>
+            <w:tcW w:type="dxa" w:w="1072"/>
+          </w:tcPr>
+          <w:p>
+            <w:r/>
+            <w:r>
+              <w:rPr>
+                <w:sz w:val="16"/>
+              </w:rPr>
+              <w:t>9</w:t>
+            </w:r>
+          </w:p>
+        </w:tc>
+        <w:tc>
+          <w:tcPr>
+            <w:tcW w:type="dxa" w:w="1072"/>
           </w:tcPr>
           <w:p>
             <w:r/>
@@ -2532,7 +2813,7 @@
         </w:tc>
         <w:tc>
           <w:tcPr>
-            <w:tcW w:type="dxa" w:w="1206"/>
+            <w:tcW w:type="dxa" w:w="1072"/>
           </w:tcPr>
           <w:p>
             <w:r/>
@@ -2540,13 +2821,13 @@
               <w:rPr>
                 <w:sz w:val="16"/>
               </w:rPr>
-              <w:t>0.6152</w:t>
+              <w:t>0.4288</w:t>
             </w:r>
           </w:p>
         </w:tc>
         <w:tc>
           <w:tcPr>
-            <w:tcW w:type="dxa" w:w="1206"/>
+            <w:tcW w:type="dxa" w:w="1072"/>
           </w:tcPr>
           <w:p>
             <w:r/>
@@ -2559,7 +2840,7 @@
         </w:tc>
         <w:tc>
           <w:tcPr>
-            <w:tcW w:type="dxa" w:w="1206"/>
+            <w:tcW w:type="dxa" w:w="1072"/>
           </w:tcPr>
           <w:p>
             <w:r/>
@@ -2567,13 +2848,13 @@
               <w:rPr>
                 <w:sz w:val="16"/>
               </w:rPr>
-              <w:t>0.0748</w:t>
+              <w:t>0.0531</w:t>
             </w:r>
           </w:p>
         </w:tc>
         <w:tc>
           <w:tcPr>
-            <w:tcW w:type="dxa" w:w="1206"/>
+            <w:tcW w:type="dxa" w:w="1072"/>
           </w:tcPr>
           <w:p>
             <w:r/>
@@ -2588,7 +2869,7 @@
       <w:tr>
         <w:tc>
           <w:tcPr>
-            <w:tcW w:type="dxa" w:w="1206"/>
+            <w:tcW w:type="dxa" w:w="1072"/>
           </w:tcPr>
           <w:p>
             <w:r/>
@@ -2602,7 +2883,7 @@
         </w:tc>
         <w:tc>
           <w:tcPr>
-            <w:tcW w:type="dxa" w:w="1206"/>
+            <w:tcW w:type="dxa" w:w="1072"/>
           </w:tcPr>
           <w:p>
             <w:r/>
@@ -2616,7 +2897,7 @@
         </w:tc>
         <w:tc>
           <w:tcPr>
-            <w:tcW w:type="dxa" w:w="1206"/>
+            <w:tcW w:type="dxa" w:w="1072"/>
           </w:tcPr>
           <w:p>
             <w:r/>
@@ -2624,13 +2905,27 @@
               <w:rPr>
                 <w:sz w:val="16"/>
               </w:rPr>
-              <w:t>5</w:t>
+              <w:t>0</w:t>
             </w:r>
           </w:p>
         </w:tc>
         <w:tc>
           <w:tcPr>
-            <w:tcW w:type="dxa" w:w="1206"/>
+            <w:tcW w:type="dxa" w:w="1072"/>
+          </w:tcPr>
+          <w:p>
+            <w:r/>
+            <w:r>
+              <w:rPr>
+                <w:sz w:val="16"/>
+              </w:rPr>
+              <w:t>9</w:t>
+            </w:r>
+          </w:p>
+        </w:tc>
+        <w:tc>
+          <w:tcPr>
+            <w:tcW w:type="dxa" w:w="1072"/>
           </w:tcPr>
           <w:p>
             <w:r/>
@@ -2644,7 +2939,7 @@
         </w:tc>
         <w:tc>
           <w:tcPr>
-            <w:tcW w:type="dxa" w:w="1206"/>
+            <w:tcW w:type="dxa" w:w="1072"/>
           </w:tcPr>
           <w:p>
             <w:r/>
@@ -2658,7 +2953,7 @@
         </w:tc>
         <w:tc>
           <w:tcPr>
-            <w:tcW w:type="dxa" w:w="1206"/>
+            <w:tcW w:type="dxa" w:w="1072"/>
           </w:tcPr>
           <w:p>
             <w:r/>
@@ -2671,7 +2966,7 @@
         </w:tc>
         <w:tc>
           <w:tcPr>
-            <w:tcW w:type="dxa" w:w="1206"/>
+            <w:tcW w:type="dxa" w:w="1072"/>
           </w:tcPr>
           <w:p>
             <w:r/>
@@ -2679,13 +2974,13 @@
               <w:rPr>
                 <w:sz w:val="16"/>
               </w:rPr>
-              <w:t>0.0025</w:t>
+              <w:t>0.0024</w:t>
             </w:r>
           </w:p>
         </w:tc>
         <w:tc>
           <w:tcPr>
-            <w:tcW w:type="dxa" w:w="1206"/>
+            <w:tcW w:type="dxa" w:w="1072"/>
           </w:tcPr>
           <w:p>
             <w:r/>
